--- a/output/docx/luma-green-platform-refinement-interview.docx
+++ b/output/docx/luma-green-platform-refinement-interview.docx
@@ -2123,7 +2123,7 @@
     </w:p>
     <w:p>
       <w:r>
-        <w:t>This is the working implementation map for the full workbook request. Each slice must keep current data readable, include permission and failure tests, update the user guide for visible behavior and pass the repository release checks. The production release is the final verified result, not a substitute for deciding an open contract.</w:t>
+        <w:t>This is the working implementation map for the full workbook request. Each slice must include permission and failure tests, update the user guide for visible behavior and pass the repository release checks. The production release is the final verified result, not a substitute for deciding an open contract.</w:t>
       </w:r>
     </w:p>
     <w:p>
@@ -2141,7 +2141,7 @@
         <w:t>Accounts and sites:</w:t>
       </w:r>
       <w:r>
-        <w:t xml:space="preserve"> keep existing users; add approved participant accounts, facility/site activity and material-origin facts. Separate trading rights from read-only, sponsor, lender, city and audit rights. Verify each role's onboarding and cross-organisation access.</w:t>
+        <w:t xml:space="preserve"> create new participant accounts, facility/site activity and material-origin facts. Separate trading rights from read-only, sponsor, lender, city and audit rights. Verify each role's onboarding and cross-organisation access.</w:t>
       </w:r>
     </w:p>
     <w:p>
@@ -2159,7 +2159,7 @@
         <w:t>Material catalogue and custody:</w:t>
       </w:r>
       <w:r>
-        <w:t xml:space="preserve"> define material forms and buyer-grade specifications. Record source, lot, transfer, transformation, byproducts, losses and accepted integer grams. Preserve the old inventory owner until a tested reconciliation explains how the new lot records connect to it.</w:t>
+        <w:t xml:space="preserve"> define material forms and buyer-grade specifications. Record source, lot, transfer, transformation, byproducts, losses and accepted integer grams. Keep the inventory owner separate until a tested reconciliation explains how new lot records connect to it.</w:t>
       </w:r>
     </w:p>
     <w:p>
@@ -2277,7 +2277,7 @@
         <w:t>pnpm check</w:t>
       </w:r>
       <w:r>
-        <w:t xml:space="preserve">, build, required browser tests and an actual preview. Check Convex schema compatibility against deployed rows before a backend release. Merge through protected </w:t>
+        <w:t xml:space="preserve">, build, required browser tests and an actual preview. Both prior Convex deployments were reset to zero rows on 6 October; validate the new schema before the backend release. Merge through protected </w:t>
       </w:r>
       <w:r>
         <w:rPr>
@@ -2306,6 +2306,48 @@
     <w:p>
       <w:r>
         <w:t>The current market only supports the prototype's next-step trading graph. The manufacturer-byproduct buyer rule must be implemented and tested before it is presented as available. The prototype's simulated escrow path must be closed before any live B2B use. The account-request API needs the corresponding customer and admin screens before teams can use those roles through the app. Neither a gateway provider nor a production gateway account has been approved in this interview.</w:t>
+      </w:r>
+    </w:p>
+    <w:p>
+      <w:pPr>
+        <w:pStyle w:val="Heading2"/>
+      </w:pPr>
+      <w:r>
+        <w:t>6 October 2026 full Convex reset</w:t>
+      </w:r>
+    </w:p>
+    <w:p>
+      <w:r>
+        <w:t xml:space="preserve">The founder approved removing all prototype records from development and production. The saved development and production export archives passed ZIP integrity checks before deletion. After the empty schema unmounted Better Auth, the remaining application tables, Better Auth component records and stored files were deleted. Fresh checks of </w:t>
+      </w:r>
+      <w:r>
+        <w:rPr>
+          <w:rFonts w:ascii="Liberation Mono" w:hAnsi="Liberation Mono"/>
+          <w:sz w:val="17"/>
+        </w:rPr>
+        <w:t>glorious-rooster-470</w:t>
+      </w:r>
+      <w:r>
+        <w:t xml:space="preserve"> and </w:t>
+      </w:r>
+      <w:r>
+        <w:rPr>
+          <w:rFonts w:ascii="Liberation Mono" w:hAnsi="Liberation Mono"/>
+          <w:sz w:val="17"/>
+        </w:rPr>
+        <w:t>outstanding-buzzard-942</w:t>
+      </w:r>
+      <w:r>
+        <w:t xml:space="preserve"> each returned </w:t>
+      </w:r>
+      <w:r>
+        <w:rPr>
+          <w:b/>
+        </w:rPr>
+        <w:t>zero tables, rows, users, stored files, functions and crons</w:t>
+      </w:r>
+      <w:r>
+        <w:t>. Both deployments remain paused until the reviewed new backend is deployed. The exports are recovery archives, not active data. This reset removes old-data migration as a release constraint; new data and future schema changes still require ordinary migration care.</w:t>
       </w:r>
     </w:p>
     <w:p>

--- a/output/docx/luma-green-platform-refinement-interview.docx
+++ b/output/docx/luma-green-platform-refinement-interview.docx
@@ -2085,7 +2085,19 @@
         <w:pStyle w:val="ListBullet"/>
       </w:pPr>
       <w:r>
-        <w:t>All B2B payment must go through a payment gateway once connected. Do not offer direct settlement, manual/off-platform payment approval or simulated escrow as a live transaction path. Orders, inspections and custody records may exist without a completed payment; payment-dependent actions must wait for verified gateway state. The gateway provider and live account remain open at this entry.</w:t>
+        <w:t xml:space="preserve">All B2B payment must go through a payment gateway once connected. Do not offer direct settlement, manual/off-platform payment approval or simulated escrow as a live transaction path. Orders, inspections and custody records may exist without a completed payment; payment-dependent actions must wait for verified gateway state. The gateway provider and live account remain open at this entry. </w:t>
+      </w:r>
+      <w:hyperlink r:id="rId14">
+        <w:r>
+          <w:rPr>
+            <w:color w:val="175C73"/>
+            <w:u w:val="single"/>
+          </w:rPr>
+          <w:t>ADR 0019</w:t>
+        </w:r>
+      </w:hyperlink>
+      <w:r>
+        <w:t xml:space="preserve"> records this boundary.</w:t>
       </w:r>
     </w:p>
     <w:p>
@@ -2352,6 +2364,197 @@
     </w:p>
     <w:p>
       <w:pPr>
+        <w:pStyle w:val="Heading2"/>
+      </w:pPr>
+      <w:r>
+        <w:t>6 October 2026 proposed account workspace and local acceptance plan</w:t>
+      </w:r>
+    </w:p>
+    <w:p>
+      <w:r>
+        <w:rPr>
+          <w:b/>
+        </w:rPr>
+        <w:t>Approval status:</w:t>
+      </w:r>
+      <w:r>
+        <w:t xml:space="preserve"> the founder asked to review this plan before implementation. The choices below are approved interview inputs, not a claim that the screens, test users or credentials already exist. Do not start this new scope until the founder approves the plan.</w:t>
+      </w:r>
+    </w:p>
+    <w:p>
+      <w:r>
+        <w:rPr>
+          <w:b/>
+        </w:rPr>
+        <w:t>Confirmed inputs.</w:t>
+      </w:r>
+      <w:r>
+        <w:t xml:space="preserve"> Offer normal users both email-and-password and phone-OTP signup after the corresponding provider verifies the address or number. Use a development-only verification path for local browser tests without sending SMS or email. Create disposable development accounts, and provide their generated email addresses and passwords in a </w:t>
+      </w:r>
+      <w:r>
+        <w:rPr>
+          <w:b/>
+        </w:rPr>
+        <w:t>restricted credentials annex</w:t>
+      </w:r>
+      <w:r>
+        <w:t xml:space="preserve"> for the founder and test team. The shared platform guide and its Google Docs copy show the account roster, roles and test instructions but contain no passwords. Do not put passwords, admin setup tokens or authenticator secrets in Git, screenshots, logs or the shared guide. The annex is separate from the public or broadly shared guide, with access limited to the named test team. All test identities are clearly marked as synthetic, never customer or production accounts.</w:t>
+      </w:r>
+    </w:p>
+    <w:p>
+      <w:r>
+        <w:rPr>
+          <w:b/>
+        </w:rPr>
+        <w:t>Feasibility boundary.</w:t>
+      </w:r>
+      <w:r>
+        <w:t xml:space="preserve"> Today the Better Auth integration supports phone OTP for normal users and email/password for the sole admin. It blocks normal-user email signup and has no team-invitation lifecycle. A new email path must change server policy, forms and the Better Auth adapter together, while keeping admin TOTP and recovery separate. Verified email linking to a phone identity must require proof of both identifiers; matching typed values is not proof. Use the existing organisation and membership records as workspace authority, and assess the Better Auth organisation plugin in a short technical spike before choosing an invite mechanism. Do not create two conflicting owners of role grants. True local Convex deployment is available but is beta; prove Better Auth sessions, component persistence and file storage work in that mode before using it as the acceptance environment. If that gate fails, use an isolated disposable development deployment, never the paused production deployment.</w:t>
+      </w:r>
+    </w:p>
+    <w:p>
+      <w:r>
+        <w:rPr>
+          <w:b/>
+        </w:rPr>
+        <w:t>Account and workspace model to implement after approval.</w:t>
+      </w:r>
+      <w:r>
+        <w:t xml:space="preserve"> A person has one verified identity and may belong to more than one organisation. An organisation has a business or observer type, approval state, sites and one or more workspaces. Workspace roles begin with owner, admin, member and viewer; specific abilities such as inviting people, approving a trade, entering quality evidence, seeing prices or exporting reports are checked on the server, not inferred from a screen label. A founder/admin account manages platform verification and cannot silently join customer workspaces. Specialist observers receive purpose-limited access only after the data owner grants it. A stakeholder's account approval alone does not grant trade or private-data access. Every grant, invitation, revocation and sensitive action writes an audit event. Decide precise permission rows with the team before enabling each workflow.</w:t>
+      </w:r>
+    </w:p>
+    <w:p>
+      <w:r>
+        <w:rPr>
+          <w:b/>
+        </w:rPr>
+        <w:t>Invite and identity flow.</w:t>
+      </w:r>
+      <w:r>
+        <w:t xml:space="preserve"> A workspace owner or authorised admin enters a teammate's email, chooses a workspace role and sends a one-use, expiring invite. The recipient opens the invite, verifies email, signs up or signs in, accepts the named organisation and role, then sees only permitted screens. Existing members can change roles or revoke access; an expired, reused, revoked or wrong-email invite fails with a clear message. Recheck current membership on every server operation, so a revoked member loses access even if a browser tab is open. A phone-only person may use phone OTP normally, but email-based invite acceptance requires them to add and verify the invited email first. Do not merge accounts automatically. A later phone-number invite can be interviewed separately. Development test mode must be server-gated to local/disposable environments, never enabled by a browser flag or production URL.</w:t>
+      </w:r>
+    </w:p>
+    <w:p>
+      <w:r>
+        <w:rPr>
+          <w:b/>
+        </w:rPr>
+        <w:t>Disposable fixture roster.</w:t>
+      </w:r>
+      <w:r>
+        <w:t xml:space="preserve"> Seed one person for each distinct journey, plus two people in at least one workspace to exercise collaboration. Cover:</w:t>
+      </w:r>
+    </w:p>
+    <w:p>
+      <w:pPr>
+        <w:spacing w:after="40"/>
+        <w:ind w:left="432" w:hanging="317"/>
+      </w:pPr>
+      <w:r>
+        <w:t xml:space="preserve">1.  </w:t>
+      </w:r>
+      <w:r>
+        <w:t>Household member and household-team coordinator; kabadiwala owner and invited staff member; Saathi.</w:t>
+      </w:r>
+    </w:p>
+    <w:p>
+      <w:pPr>
+        <w:spacing w:after="40"/>
+        <w:ind w:left="432" w:hanging="317"/>
+      </w:pPr>
+      <w:r>
+        <w:t xml:space="preserve">2.  </w:t>
+      </w:r>
+      <w:r>
+        <w:t>Preprocessor, recycler and manufacturer buyer/seller; include a manufacturer offering a non-hazardous byproduct and another approved buyer handling it.</w:t>
+      </w:r>
+    </w:p>
+    <w:p>
+      <w:pPr>
+        <w:spacing w:after="40"/>
+        <w:ind w:left="432" w:hanging="317"/>
+      </w:pPr>
+      <w:r>
+        <w:t xml:space="preserve">3.  </w:t>
+      </w:r>
+      <w:r>
+        <w:t>Apartment community, office, hotel and resort representatives as separate non-household material generators; at least one generator site and one rejected or unapproved buyer fixture.</w:t>
+      </w:r>
+    </w:p>
+    <w:p>
+      <w:pPr>
+        <w:spacing w:after="40"/>
+        <w:ind w:left="432" w:hanging="317"/>
+      </w:pPr>
+      <w:r>
+        <w:t xml:space="preserve">4.  </w:t>
+      </w:r>
+      <w:r>
+        <w:t>Fibre, textile and garment manufacturer subtypes; apparel/packaging brand or PIBO where that journey differs.</w:t>
+      </w:r>
+    </w:p>
+    <w:p>
+      <w:pPr>
+        <w:spacing w:after="40"/>
+        <w:ind w:left="432" w:hanging="317"/>
+      </w:pPr>
+      <w:r>
+        <w:t xml:space="preserve">5.  </w:t>
+      </w:r>
+      <w:r>
+        <w:t>City official, CSR sponsor, lender, auditor and waste-picker union as separate least-privilege observer accounts; platform administrator.</w:t>
+      </w:r>
+    </w:p>
+    <w:p>
+      <w:r>
+        <w:t>Use synthetic names, reserved test email addresses and non-routable phone numbers. Create Better Auth identities through supported auth flows, not by writing its component tables directly. Seed domain records through validated application APIs or tightly scoped test-only setup functions. Give the seed a repeatable manifest and cleanup command, so it cannot run against production and rerunning it does not duplicate identities or material lots. Generate unique strong passwords for email accounts at execution time. The restricted annex will list environment, account name, email, password, workspace, role, expected starting screen and expiry/rotation date; phone-only and TOTP accounts instead list their test access procedure, without publishing codes or secrets. The founder can then distribute that annex to the named team. The shared guide will link to it only if the sharing boundary is verified.</w:t>
+      </w:r>
+    </w:p>
+    <w:p>
+      <w:r>
+        <w:rPr>
+          <w:b/>
+        </w:rPr>
+        <w:t>Real-browser acceptance matrix.</w:t>
+      </w:r>
+      <w:r>
+        <w:t xml:space="preserve"> Run the app against the isolated seeded backend and test as a person would: navigate, enter forms, receive local-only verification, sign in, reload, switch workspaces, invite and accept, attempt unauthorised screens, sign out and sign back in. Test both email and phone signup and login, duplicate identifier, wrong password/code, expired challenge, recovery, invite expiry/reuse/revocation and cross-organisation isolation. Walk household booking and kabadiwala receipt, each supported material hand-off, manufacturer byproduct offer to an approved buyer, inspection/correction, compliance evidence and observer views. Test a payment-dependent action with no gateway and require the explicit blocked state. Do not claim a completed B2B purchase until a real gateway sandbox and webhook reconciliation pass. Inspect browser console and failed network requests, keyboard focus, light/dark views, phone/tablet/desktop widths and affected translations including Arabic/Urdu RTL. Capture only synthetic data, and identify local screenshots as local evidence.</w:t>
+      </w:r>
+    </w:p>
+    <w:p>
+      <w:r>
+        <w:rPr>
+          <w:b/>
+        </w:rPr>
+        <w:t>Implementation order and proof gates after approval.</w:t>
+      </w:r>
+      <w:r>
+        <w:t xml:space="preserve"> (1) Freeze the account matrix and permissions; spike local Convex and Better Auth feasibility. (2) Implement identity methods and server-side dev verification guard with unit, handler and adapter tests. (3) Add workspace roles and invite lifecycle with permission, concurrency and revocation tests. (4) Add signup, login, workspace and team screens using the current UI and translation contracts. (5) Create and seed the disposable fixture roster and generate the restricted annex. (6) Run real-browser paths, correct failures, and review visual captures. (7) Update the source user guide, rebuild and inspect its Word copy, then update the existing Google Doc with the same reviewed source and verify sharing. (8) Run </w:t>
+      </w:r>
+      <w:r>
+        <w:rPr>
+          <w:rFonts w:ascii="Liberation Mono" w:hAnsi="Liberation Mono"/>
+          <w:sz w:val="17"/>
+        </w:rPr>
+        <w:t>pnpm check</w:t>
+      </w:r>
+      <w:r>
+        <w:t>, build, browser suite, protected-branch checks and the actual deployment smoke tests before making a release claim. Production credentials, provider secrets, delivery and payment remain separate gates.</w:t>
+      </w:r>
+    </w:p>
+    <w:p>
+      <w:r>
+        <w:rPr>
+          <w:b/>
+        </w:rPr>
+        <w:t>Decisions still needed during implementation.</w:t>
+      </w:r>
+      <w:r>
+        <w:t xml:space="preserve"> The exact email sender and domain, SMS provider availability, gateway provider, team invitation email delivery, permission details for each observer, and whether a phone-only person can later add a password need named owners. Missing providers must show an honest unavailable state; no preview challenge can produce a production session.</w:t>
+      </w:r>
+    </w:p>
+    <w:p>
+      <w:pPr>
         <w:pStyle w:val="Heading1"/>
       </w:pPr>
       <w:r>
@@ -2491,7 +2694,7 @@
       <w:r>
         <w:t xml:space="preserve">The founder clarified that GPS metadata embedded in photos is not needed. Location features must not depend on EXIF GPS data from a photo, including a photo transferred from a phone to a desktop. A transfer does not guarantee that metadata is removed: </w:t>
       </w:r>
-      <w:hyperlink r:id="rId14">
+      <w:hyperlink r:id="rId15">
         <w:r>
           <w:rPr>
             <w:color w:val="175C73"/>

--- a/output/docx/luma-green-platform-refinement-interview.docx
+++ b/output/docx/luma-green-platform-refinement-interview.docx
@@ -2367,7 +2367,7 @@
         <w:pStyle w:val="Heading2"/>
       </w:pPr>
       <w:r>
-        <w:t>6 October 2026 proposed account workspace and local acceptance plan</w:t>
+        <w:t>6 October 2026 approved account workspace and local acceptance plan</w:t>
       </w:r>
     </w:p>
     <w:p>
@@ -2378,7 +2378,7 @@
         <w:t>Approval status:</w:t>
       </w:r>
       <w:r>
-        <w:t xml:space="preserve"> the founder asked to review this plan before implementation. The choices below are approved interview inputs, not a claim that the screens, test users or credentials already exist. Do not start this new scope until the founder approves the plan.</w:t>
+        <w:t xml:space="preserve"> approved by the founder on 6 October 2026 with “Go ahead, don’t wait on me.” Proceed with implementation and tests. This approval is not a claim that screens, test users, credentials or provider delivery already work.</w:t>
       </w:r>
     </w:p>
     <w:p>
@@ -2409,7 +2409,7 @@
         <w:t>Feasibility boundary.</w:t>
       </w:r>
       <w:r>
-        <w:t xml:space="preserve"> Today the Better Auth integration supports phone OTP for normal users and email/password for the sole admin. It blocks normal-user email signup and has no team-invitation lifecycle. A new email path must change server policy, forms and the Better Auth adapter together, while keeping admin TOTP and recovery separate. Verified email linking to a phone identity must require proof of both identifiers; matching typed values is not proof. Use the existing organisation and membership records as workspace authority, and assess the Better Auth organisation plugin in a short technical spike before choosing an invite mechanism. Do not create two conflicting owners of role grants. True local Convex deployment is available but is beta; prove Better Auth sessions, component persistence and file storage work in that mode before using it as the acceptance environment. If that gate fails, use an isolated disposable development deployment, never the paused production deployment.</w:t>
+        <w:t xml:space="preserve"> Today the Better Auth integration supports phone OTP for normal users and email/password for the sole admin. It blocks normal-user email signup and has no team-invitation lifecycle. A new email path must change server policy, forms and the Better Auth adapter together, while keeping admin TOTP and recovery separate. Verified email linking to a phone identity must require proof of both identifiers; matching typed values is not proof. Use the existing organisation and membership records as workspace authority, and assess the Better Auth organisation plugin in a short technical spike before choosing an invite mechanism. Do not create two conflicting owners of role grants. True local Convex deployment is available but is beta; prove Better Auth sessions, component persistence and file storage work in that mode before using it as the acceptance environment. Disposable identities and development verification must remain strictly local. If that gate fails, fix or report the blocker; do not switch to a cloud deployment without a new explicit decision.</w:t>
       </w:r>
     </w:p>
     <w:p>
@@ -2417,7 +2417,7 @@
         <w:rPr>
           <w:b/>
         </w:rPr>
-        <w:t>Account and workspace model to implement after approval.</w:t>
+        <w:t>Approved account and workspace model.</w:t>
       </w:r>
       <w:r>
         <w:t xml:space="preserve"> A person has one verified identity and may belong to more than one organisation. An organisation has a business or observer type, approval state, sites and one or more workspaces. Workspace roles begin with owner, admin, member and viewer; specific abilities such as inviting people, approving a trade, entering quality evidence, seeing prices or exporting reports are checked on the server, not inferred from a screen label. A founder/admin account manages platform verification and cannot silently join customer workspaces. Specialist observers receive purpose-limited access only after the data owner grants it. A stakeholder's account approval alone does not grant trade or private-data access. Every grant, invitation, revocation and sensitive action writes an audit event. Decide precise permission rows with the team before enabling each workflow.</w:t>
@@ -2431,7 +2431,7 @@
         <w:t>Invite and identity flow.</w:t>
       </w:r>
       <w:r>
-        <w:t xml:space="preserve"> A workspace owner or authorised admin enters a teammate's email, chooses a workspace role and sends a one-use, expiring invite. The recipient opens the invite, verifies email, signs up or signs in, accepts the named organisation and role, then sees only permitted screens. Existing members can change roles or revoke access; an expired, reused, revoked or wrong-email invite fails with a clear message. Recheck current membership on every server operation, so a revoked member loses access even if a browser tab is open. A phone-only person may use phone OTP normally, but email-based invite acceptance requires them to add and verify the invited email first. Do not merge accounts automatically. A later phone-number invite can be interviewed separately. Development test mode must be server-gated to local/disposable environments, never enabled by a browser flag or production URL.</w:t>
+        <w:t xml:space="preserve"> A workspace owner or authorised admin enters a teammate's email, chooses a workspace role and sends a one-use, expiring invite. The recipient opens the invite, verifies email, signs up or signs in, accepts the named organisation and role, then sees only permitted screens. Existing members can change roles or revoke access; an expired, reused, revoked or wrong-email invite fails with a clear message. Recheck current membership on every server operation, so a revoked member loses access even if a browser tab is open. A phone-only person may use phone OTP normally, but email-based invite acceptance requires them to add and verify the invited email first. Do not merge accounts automatically. A later phone-number invite can be interviewed separately. Development test mode must be server-gated to local environments only, never enabled by a browser flag, cloud deployment or production URL.</w:t>
       </w:r>
     </w:p>
     <w:p>
@@ -2526,7 +2526,7 @@
         <w:rPr>
           <w:b/>
         </w:rPr>
-        <w:t>Implementation order and proof gates after approval.</w:t>
+        <w:t>Approved implementation order and proof gates.</w:t>
       </w:r>
       <w:r>
         <w:t xml:space="preserve"> (1) Freeze the account matrix and permissions; spike local Convex and Better Auth feasibility. (2) Implement identity methods and server-side dev verification guard with unit, handler and adapter tests. (3) Add workspace roles and invite lifecycle with permission, concurrency and revocation tests. (4) Add signup, login, workspace and team screens using the current UI and translation contracts. (5) Create and seed the disposable fixture roster and generate the restricted annex. (6) Run real-browser paths, correct failures, and review visual captures. (7) Update the source user guide, rebuild and inspect its Word copy, then update the existing Google Doc with the same reviewed source and verify sharing. (8) Run </w:t>
@@ -2555,6 +2555,84 @@
     </w:p>
     <w:p>
       <w:pPr>
+        <w:pStyle w:val="Heading2"/>
+      </w:pPr>
+      <w:r>
+        <w:t>6 October 2026 launch test and account setup plan</w:t>
+      </w:r>
+    </w:p>
+    <w:p>
+      <w:r>
+        <w:t xml:space="preserve">The founder approved proceeding without another plan wait and requested a detailed testing document and every required account/API signup. The target launch decision is </w:t>
+      </w:r>
+      <w:r>
+        <w:rPr>
+          <w:b/>
+        </w:rPr>
+        <w:t>Saturday 10 October 2026, Asia/Kolkata</w:t>
+      </w:r>
+      <w:r>
+        <w:t xml:space="preserve">. The </w:t>
+      </w:r>
+      <w:hyperlink r:id="rId15">
+        <w:r>
+          <w:rPr>
+            <w:color w:val="175C73"/>
+            <w:u w:val="single"/>
+          </w:rPr>
+          <w:t>launch test plan</w:t>
+        </w:r>
+      </w:hyperlink>
+      <w:r>
+        <w:t xml:space="preserve"> and its editable Word copy </w:t>
+      </w:r>
+      <w:r>
+        <w:rPr>
+          <w:rFonts w:ascii="Liberation Mono" w:hAnsi="Liberation Mono"/>
+          <w:sz w:val="17"/>
+        </w:rPr>
+        <w:t>output/docx/luma-green-launch-test-plan.docx</w:t>
+      </w:r>
+      <w:r>
+        <w:t xml:space="preserve"> record the 6–10 October sequence, role roster, owner/admin/member/viewer checks, local-only verification, invite failure cases, material/PET journeys, provider gates, visual/language tests, result log, release criteria and rollback. No full role acceptance pass is claimed by preparing that plan.</w:t>
+      </w:r>
+    </w:p>
+    <w:p>
+      <w:r>
+        <w:t xml:space="preserve">Use the </w:t>
+      </w:r>
+      <w:hyperlink r:id="rId16">
+        <w:r>
+          <w:rPr>
+            <w:color w:val="175C73"/>
+            <w:u w:val="single"/>
+          </w:rPr>
+          <w:t>account checklist</w:t>
+        </w:r>
+      </w:hyperlink>
+      <w:r>
+        <w:t xml:space="preserve"> and </w:t>
+      </w:r>
+      <w:hyperlink r:id="rId17">
+        <w:r>
+          <w:rPr>
+            <w:color w:val="175C73"/>
+            <w:u w:val="single"/>
+          </w:rPr>
+          <w:t>service inventory</w:t>
+        </w:r>
+      </w:hyperlink>
+      <w:r>
+        <w:t>. Reuse GitHub, Convex, Vercel and domain access where available. Better Auth needs no separate hosted account. The approved production email path needs a verified Resend sender and API key; phone OTP needs MSG91/DLT approval. B2B gateway provider fit and onboarding remain open. Optional AI, telemetry, search, news, public data and native distribution accounts are required only for their enabled features. No new account has been created or verified by this entry.</w:t>
+      </w:r>
+    </w:p>
+    <w:p>
+      <w:r>
+        <w:t>Development test delivery and disposable credentials must stay strictly local. The restricted annex stays outside Git and the shared guide. After real-browser acceptance, update the existing Google user guide ID from the reviewed source and preserve its sharing. Both cloud Convex deployments remain paused until the validated release action. Saturday release is conditional on the exact tested scope and provider readiness; blocked flows stay listed. The founder must explicitly approve any smaller release scope rather than silently dropping work.</w:t>
+      </w:r>
+    </w:p>
+    <w:p>
+      <w:pPr>
         <w:pStyle w:val="Heading1"/>
       </w:pPr>
       <w:r>
@@ -2694,7 +2772,7 @@
       <w:r>
         <w:t xml:space="preserve">The founder clarified that GPS metadata embedded in photos is not needed. Location features must not depend on EXIF GPS data from a photo, including a photo transferred from a phone to a desktop. A transfer does not guarantee that metadata is removed: </w:t>
       </w:r>
-      <w:hyperlink r:id="rId15">
+      <w:hyperlink r:id="rId18">
         <w:r>
           <w:rPr>
             <w:color w:val="175C73"/>

--- a/output/docx/luma-green-platform-refinement-interview.docx
+++ b/output/docx/luma-green-platform-refinement-interview.docx
@@ -1461,7 +1461,6 @@
       <w:hyperlink r:id="rId9">
         <w:r>
           <w:rPr>
-            <w:color w:val="175C73"/>
             <w:u w:val="single"/>
           </w:rPr>
           <w:t>CPCB Common EPR Portal</w:t>
@@ -1473,7 +1472,6 @@
       <w:hyperlink r:id="rId10">
         <w:r>
           <w:rPr>
-            <w:color w:val="175C73"/>
             <w:u w:val="single"/>
           </w:rPr>
           <w:t>CPCB PWP registration SOP</w:t>
@@ -1490,7 +1488,6 @@
       <w:hyperlink r:id="rId11">
         <w:r>
           <w:rPr>
-            <w:color w:val="175C73"/>
             <w:u w:val="single"/>
           </w:rPr>
           <w:t>CBIC Rule 138</w:t>
@@ -1899,7 +1896,6 @@
       <w:hyperlink r:id="rId12">
         <w:r>
           <w:rPr>
-            <w:color w:val="175C73"/>
             <w:u w:val="single"/>
           </w:rPr>
           <w:t>Solid Waste Management Rules, 2026</w:t>
@@ -1929,7 +1925,6 @@
       <w:hyperlink r:id="rId13">
         <w:r>
           <w:rPr>
-            <w:color w:val="175C73"/>
             <w:u w:val="single"/>
           </w:rPr>
           <w:t>CBIC GST rate table</w:t>
@@ -2090,7 +2085,6 @@
       <w:hyperlink r:id="rId14">
         <w:r>
           <w:rPr>
-            <w:color w:val="175C73"/>
             <w:u w:val="single"/>
           </w:rPr>
           <w:t>ADR 0019</w:t>
@@ -2550,7 +2544,7 @@
         <w:t>Decisions still needed during implementation.</w:t>
       </w:r>
       <w:r>
-        <w:t xml:space="preserve"> The exact email sender and domain, SMS provider availability, gateway provider, team invitation email delivery, permission details for each observer, and whether a phone-only person can later add a password need named owners. Missing providers must show an honest unavailable state; no preview challenge can produce a production session.</w:t>
+        <w:t xml:space="preserve"> The exact email sender and domain, SMS provider availability, gateway activation, team invitation email delivery, permission details for each observer, and whether a phone-only person can later add a password need named owners. Missing providers must show an honest unavailable state; no preview challenge can produce a production session.</w:t>
       </w:r>
     </w:p>
     <w:p>
@@ -2577,7 +2571,6 @@
       <w:hyperlink r:id="rId15">
         <w:r>
           <w:rPr>
-            <w:color w:val="175C73"/>
             <w:u w:val="single"/>
           </w:rPr>
           <w:t>launch test plan</w:t>
@@ -2604,7 +2597,6 @@
       <w:hyperlink r:id="rId16">
         <w:r>
           <w:rPr>
-            <w:color w:val="175C73"/>
             <w:u w:val="single"/>
           </w:rPr>
           <w:t>account checklist</w:t>
@@ -2616,19 +2608,95 @@
       <w:hyperlink r:id="rId17">
         <w:r>
           <w:rPr>
-            <w:color w:val="175C73"/>
             <w:u w:val="single"/>
           </w:rPr>
           <w:t>service inventory</w:t>
         </w:r>
       </w:hyperlink>
       <w:r>
-        <w:t>. Reuse GitHub, Convex, Vercel and domain access where available. Better Auth needs no separate hosted account. The approved production email path needs a verified Resend sender and API key; phone OTP needs MSG91/DLT approval. B2B gateway provider fit and onboarding remain open. Optional AI, telemetry, search, news, public data and native distribution accounts are required only for their enabled features. No new account has been created or verified by this entry.</w:t>
+        <w:t>. Reuse GitHub, Convex, Vercel and domain access where available. Better Auth needs no separate hosted account. The approved production email path needs a verified Resend sender and API key; phone OTP needs MSG91/DLT approval. Cashfree is selected below; provider approval, Easy Split activation and onboarding remain pending. Optional AI, telemetry, search, news, public data and native distribution accounts are required only for their enabled features. No new account has been created or verified by this entry.</w:t>
       </w:r>
     </w:p>
     <w:p>
       <w:r>
         <w:t>Development test delivery and disposable credentials must stay strictly local. The restricted annex stays outside Git and the shared guide. After real-browser acceptance, update the existing Google user guide ID from the reviewed source and preserve its sharing. Both cloud Convex deployments remain paused until the validated release action. Saturday release is conditional on the exact tested scope and provider readiness; blocked flows stay listed. The founder must explicitly approve any smaller release scope rather than silently dropping work.</w:t>
+      </w:r>
+    </w:p>
+    <w:p>
+      <w:pPr>
+        <w:pStyle w:val="Heading2"/>
+      </w:pPr>
+      <w:r>
+        <w:t>6 October 2026 payment provider selection and local acceptance</w:t>
+      </w:r>
+    </w:p>
+    <w:p>
+      <w:r>
+        <w:t xml:space="preserve">The founder delegated the provider choice to the engineer. Select </w:t>
+      </w:r>
+      <w:r>
+        <w:rPr>
+          <w:b/>
+        </w:rPr>
+        <w:t>Cashfree Payment Gateway with Easy Split</w:t>
+      </w:r>
+      <w:r>
+        <w:t xml:space="preserve"> for B2B checkout and payments to sellers. Its documented vendor, order-split, refund and settlement features fit this marketplace flow. Cashfree must still approve the use case, business account, seller verification and Easy Split activation. No provider account was created by this decision. See </w:t>
+      </w:r>
+      <w:hyperlink r:id="rId14">
+        <w:r>
+          <w:rPr>
+            <w:u w:val="single"/>
+          </w:rPr>
+          <w:t>ADR 0019</w:t>
+        </w:r>
+      </w:hyperlink>
+      <w:r>
+        <w:t xml:space="preserve"> and </w:t>
+      </w:r>
+      <w:hyperlink r:id="rId18">
+        <w:r>
+          <w:rPr>
+            <w:u w:val="single"/>
+          </w:rPr>
+          <w:t>Cashfree Easy Split</w:t>
+        </w:r>
+      </w:hyperlink>
+      <w:r>
+        <w:t>.</w:t>
+      </w:r>
+    </w:p>
+    <w:p>
+      <w:r>
+        <w:t>Keep household payments unchanged: the kabadiwala pays the household directly. All B2B payment-dependent actions must wait for verified gateway evidence. Store material price, any disclosed Luma service fee, payment status and seller settlement status separately. No fee amount or deduction is approved by the provider selection. The initial adapter is sandbox-only until refund, settlement, webhook reconciliation and trade/stock integration are verified.</w:t>
+      </w:r>
+    </w:p>
+    <w:p>
+      <w:r>
+        <w:t>The local runner has created 28 disposable email accounts through actual signup, email verification and password sign-in handlers. Domain fixtures give each account its test role; stakeholder approval does not grant private trade access. The first manual browser sign-in opened the kabadiwala workspace. The full role, household, PET, admin and payment acceptance matrix is still in progress. Credentials remain in a restricted local file and must stay out of Git and the broadly shared guide. A local inbox receives real verification tokens; it does not replace the production Resend or MSG91 delivery gates.</w:t>
+      </w:r>
+    </w:p>
+    <w:p>
+      <w:pPr>
+        <w:pStyle w:val="Heading2"/>
+      </w:pPr>
+      <w:r>
+        <w:t>6 October 2026 local implementation and browser checkpoint</w:t>
+      </w:r>
+    </w:p>
+    <w:p>
+      <w:r>
+        <w:t>The integration worktree now includes email signup/recovery, workspace roles and invitations, and material-lot custody, transformation and quality screens. The 28 disposable account access cases passed. Separate browser tests passed email verification/reset/session revocation, the workspace invitation journey, existing admin password/TOTP/logout, optional user TOTP setup and removal, household pickup/receipt, and lot dispatch/receipt and inspection correction. These focused results do not prove all business workflows or production access. The current case-level status is in section 13 of the launch test plan.</w:t>
+      </w:r>
+    </w:p>
+    <w:p>
+      <w:r>
+        <w:t>Actual browser review found Arabic control direction defects and a temporary authentication failure during rapid navigation. Both are being repaired and retested. The full regression also found obsolete prototype test/document expectations. Keep the current permissions and required checks; update stale expectations and rebuild the guide from current browser evidence. Full checks, reviewed Word guides, the same-ID Google document update, CI and deployment remain release gates.</w:t>
+      </w:r>
+    </w:p>
+    <w:p>
+      <w:r>
+        <w:t>Cashfree remains sandbox-only and disabled without settings. No provider call or payment was made. The founder has been asked who will bear gateway fees, refund costs and chargebacks. The provider choice does not resolve these commercial terms. Live collection, refunds, seller settlement and the matching trade/inventory transitions must remain blocked until they are defined and verified. No manual paid action is introduced.</w:t>
       </w:r>
     </w:p>
     <w:p>
@@ -2772,10 +2840,9 @@
       <w:r>
         <w:t xml:space="preserve">The founder clarified that GPS metadata embedded in photos is not needed. Location features must not depend on EXIF GPS data from a photo, including a photo transferred from a phone to a desktop. A transfer does not guarantee that metadata is removed: </w:t>
       </w:r>
-      <w:hyperlink r:id="rId18">
+      <w:hyperlink r:id="rId19">
         <w:r>
           <w:rPr>
-            <w:color w:val="175C73"/>
             <w:u w:val="single"/>
           </w:rPr>
           <w:t>Apple's sharing guidance</w:t>
@@ -2788,6 +2855,687 @@
     <w:p>
       <w:r>
         <w:t>Current code check: the household estimate path re-encodes JPEG and PNG images, and the onboarding upload path strips metadata from JPEG and PNG while retaining the orientation needed to display them. The onboarding upload path currently keeps WebP files byte-for-byte. Do not claim that all uploaded images are free of GPS metadata. The founder asked to decide whether every accepted image format must have GPS removed before storage during file review. A user-entered address or site location is a separate product question; this decision only covers metadata inside photos.</w:t>
+      </w:r>
+    </w:p>
+    <w:p>
+      <w:pPr>
+        <w:pStyle w:val="Heading2"/>
+      </w:pPr>
+      <w:r>
+        <w:t>6 October 2026 Industry material byproduct and CPCB workbook</w:t>
+      </w:r>
+    </w:p>
+    <w:p>
+      <w:r>
+        <w:t xml:space="preserve">The founder supplied </w:t>
+      </w:r>
+      <w:r>
+        <w:rPr>
+          <w:rFonts w:ascii="Liberation Mono" w:hAnsi="Liberation Mono"/>
+          <w:sz w:val="17"/>
+        </w:rPr>
+        <w:t>Luma.Green_Industry_Material_Byproduct_CPCB_Combined.xlsx</w:t>
+      </w:r>
+      <w:r>
+        <w:t xml:space="preserve"> and requested implementation of the additional architecture. This expands the current refinement. It does not mark every workbook recommendation delivered. The earlier PET example remains one material flow within this broader model.</w:t>
+      </w:r>
+    </w:p>
+    <w:p>
+      <w:pPr>
+        <w:pStyle w:val="Heading3"/>
+      </w:pPr>
+      <w:r>
+        <w:t>Source layers and quality findings</w:t>
+      </w:r>
+    </w:p>
+    <w:p>
+      <w:r>
+        <w:t>The workbook contains 99 industry examples, 33 lifecycle rows, 30 byproduct examples, 12 workflow stages, 419 rows labelled as the CPCB official master and 419 corresponding commercial-analysis rows. The strategy and Sources sheets explicitly separate regulatory context from Luma's inferred material analysis. The cited uploaded CPCB PDF, earlier platform DOCX and KSPCB reference are source references, not new instructions or proof of facility permission.</w:t>
+      </w:r>
+    </w:p>
+    <w:p>
+      <w:r>
+        <w:t xml:space="preserve">The official CPCB January 2025 report confirms 419 sectors: 125 Red, 137 Orange, 94 Green, 54 White and 9 Blue. This count agreement does not validate every copied workbook cell. See the </w:t>
+      </w:r>
+      <w:hyperlink r:id="rId20">
+        <w:r>
+          <w:rPr>
+            <w:u w:val="single"/>
+          </w:rPr>
+          <w:t>CPCB report hosted by MPCB</w:t>
+        </w:r>
+      </w:hyperlink>
+      <w:r>
+        <w:t>, pages 16 and 36. The implementation owner checked this primary report; each facility's applicable approvals remain a separate review.</w:t>
+      </w:r>
+    </w:p>
+    <w:p>
+      <w:r>
+        <w:t xml:space="preserve">Preserve the supplied workbook as a reference and mark imported rows </w:t>
+      </w:r>
+      <w:r>
+        <w:rPr>
+          <w:rFonts w:ascii="Liberation Mono" w:hAnsi="Liberation Mono"/>
+          <w:sz w:val="17"/>
+        </w:rPr>
+        <w:t>workbook_unverified</w:t>
+      </w:r>
+      <w:r>
+        <w:t>. Do not relabel the imported text as verified law. The extract contains damaged threshold text in the final hydel/mining rows and a submission-format footer in the final row. Those fields need comparison with the source before they can support decisions. The dashboard formulas include header rows: industry 100 instead of 99, lifecycle 34 instead of 33, byproduct 31 instead of 30, and workflow 13 instead of 12. Its hard-coded group totals sum to 98; Food/Agro/Dairy has 11 actual examples, not 10. Recalculate counts from validated data rows; do not display the dashboard figures as platform facts.</w:t>
+      </w:r>
+    </w:p>
+    <w:p>
+      <w:r>
+        <w:t>Sector codes are not unique keys. The 419 official-labelled rows contain only 413 distinct annexure/code pairs: Annexure II repeats codes 1.1, 1.2, 1.3, 2.0, 3.1 and 3.2 for distinct sector entries. Retain workbook sheet and source-row identity, category, description and source links. Never collapse repeated codes or silently overwrite one sector with another. Preserve the original text alongside any later reviewed correction and its audit evidence.</w:t>
+      </w:r>
+    </w:p>
+    <w:p>
+      <w:pPr>
+        <w:pStyle w:val="Heading3"/>
+      </w:pPr>
+      <w:r>
+        <w:t>Requirements accepted for implementation</w:t>
+      </w:r>
+    </w:p>
+    <w:p>
+      <w:pPr>
+        <w:spacing w:after="40"/>
+        <w:ind w:left="432" w:hanging="317"/>
+      </w:pPr>
+      <w:r>
+        <w:t xml:space="preserve">1.  </w:t>
+      </w:r>
+      <w:r>
+        <w:rPr>
+          <w:b/>
+        </w:rPr>
+        <w:t>Represent each processing function.</w:t>
+      </w:r>
+      <w:r>
+        <w:t xml:space="preserve"> Include sorting, baling, washing, granulation, stripping, shredding, compounding and recovery. The architecture decision is to model these as explicit process capabilities on the existing organisation/workspace model. A washer or compounder remains a business with its own team roles; it is not a new login system or a grant of admin rights. A business can have several processes. Keep the mandatory user-facing term </w:t>
+      </w:r>
+      <w:r>
+        <w:rPr>
+          <w:b/>
+        </w:rPr>
+        <w:t>preprocessor</w:t>
+      </w:r>
+      <w:r>
+        <w:t xml:space="preserve"> where the workbook uses yard or aggregator. Existing internal route keys do not change merely because the display term changes.</w:t>
+      </w:r>
+    </w:p>
+    <w:p>
+      <w:pPr>
+        <w:spacing w:after="40"/>
+        <w:ind w:left="432" w:hanging="317"/>
+      </w:pPr>
+      <w:r>
+        <w:t xml:space="preserve">2.  </w:t>
+      </w:r>
+      <w:r>
+        <w:rPr>
+          <w:b/>
+        </w:rPr>
+        <w:t>Separate sector from permission.</w:t>
+      </w:r>
+      <w:r>
+        <w:t xml:space="preserve"> A facility can reference a workbook sector and record its activities. A CPCB colour, pollution index, capability choice or opportunity score does not approve handling, declare material non-hazardous, verify a consent or allow a sale. Keep source provenance and commercial interpretation separate. Only reviewed facility/material scope can grant the existing controlled commercial permissions.</w:t>
+      </w:r>
+    </w:p>
+    <w:p>
+      <w:pPr>
+        <w:spacing w:after="40"/>
+        <w:ind w:left="432" w:hanging="317"/>
+      </w:pPr>
+      <w:r>
+        <w:t xml:space="preserve">3.  </w:t>
+      </w:r>
+      <w:r>
+        <w:rPr>
+          <w:b/>
+        </w:rPr>
+        <w:t>Track material state through processes.</w:t>
+      </w:r>
+      <w:r>
+        <w:t xml:space="preserve"> Describe the input, process and output states for lots, including sorted material, bales, flakes, washed flakes, pellets, compounds and finished outputs. The workbook chain is a graph of examples, not a rule that all materials must pass every stage. Each authorised transformation preserves parentage and creates distinct output lots with exact integer grams and its process record.</w:t>
+      </w:r>
+    </w:p>
+    <w:p>
+      <w:pPr>
+        <w:spacing w:after="40"/>
+        <w:ind w:left="432" w:hanging="317"/>
+      </w:pPr>
+      <w:r>
+        <w:t xml:space="preserve">4.  </w:t>
+      </w:r>
+      <w:r>
+        <w:rPr>
+          <w:b/>
+        </w:rPr>
+        <w:t>Classify each output stream.</w:t>
+      </w:r>
+      <w:r>
+        <w:t xml:space="preserve"> Support Main product, Saleable byproduct, Recoverable waste and Residual waste as distinct stream classes. Class is separate from material family, grade, processing state and hazard status. A user selecting “Saleable byproduct” does not itself make a listing eligible. For the new classified-output/evidence-lot path, linked material must be explicitly non-hazardous and a main product, saleable byproduct or recoverable waste. Missing/unassessed/unspecified, controlled and residual lots cannot supply that link; recheck at listing, request and acceptance. This restricts evidence linkage and does not approve the material. Unlinked inventory offers retain their existing catalogue/family and actor rules. Retain the manufacturer's existing non-hazardous and approved-buyer checks.</w:t>
+      </w:r>
+    </w:p>
+    <w:p>
+      <w:pPr>
+        <w:spacing w:after="40"/>
+        <w:ind w:left="432" w:hanging="317"/>
+      </w:pPr>
+      <w:r>
+        <w:t xml:space="preserve">5.  </w:t>
+      </w:r>
+      <w:r>
+        <w:rPr>
+          <w:b/>
+        </w:rPr>
+        <w:t>Preserve complete mass balance.</w:t>
+      </w:r>
+      <w:r>
+        <w:t xml:space="preserve"> Input grams must account for every main output, byproduct, recoverable fraction, residual, contamination and recorded loss exactly once. Prevent negative, duplicate or unaccounted mass and prevent later edits from rewriting a completed transformation or accepted inspection. A correction is a new attributable record, not an overwritten result.</w:t>
+      </w:r>
+    </w:p>
+    <w:p>
+      <w:pPr>
+        <w:spacing w:after="40"/>
+        <w:ind w:left="432" w:hanging="317"/>
+      </w:pPr>
+      <w:r>
+        <w:t xml:space="preserve">6.  </w:t>
+      </w:r>
+      <w:r>
+        <w:rPr>
+          <w:b/>
+        </w:rPr>
+        <w:t>Give controlled residuals a restricted route.</w:t>
+      </w:r>
+      <w:r>
+        <w:t xml:space="preserve"> Record residual type, quantity and intended authorised destination/evidence where supported. Block ordinary marketplace offers for controlled residuals. Do not simulate a completed authorised disposal, manifest or portal action when that integration is absent. An evidence-only record must say what is unverified.</w:t>
+      </w:r>
+    </w:p>
+    <w:p>
+      <w:pPr>
+        <w:spacing w:after="40"/>
+        <w:ind w:left="432" w:hanging="317"/>
+      </w:pPr>
+      <w:r>
+        <w:t xml:space="preserve">7.  </w:t>
+      </w:r>
+      <w:r>
+        <w:rPr>
+          <w:b/>
+        </w:rPr>
+        <w:t>Keep price and quality specific.</w:t>
+      </w:r>
+      <w:r>
+        <w:t xml:space="preserve"> Material/grade, specification, location, amount and date remain relevant to price. Record actual quality observations and buyer acceptance; do not invent moisture, purity or PVC limits from the workbook. Exact money remains integer paise. Physical-material price, SaaS charge and any future transaction fee stay separate.</w:t>
+      </w:r>
+    </w:p>
+    <w:p>
+      <w:pPr>
+        <w:spacing w:after="40"/>
+        <w:ind w:left="432" w:hanging="317"/>
+      </w:pPr>
+      <w:r>
+        <w:t xml:space="preserve">8.  </w:t>
+      </w:r>
+      <w:r>
+        <w:rPr>
+          <w:b/>
+        </w:rPr>
+        <w:t>Keep hand-offs auditable.</w:t>
+      </w:r>
+      <w:r>
+        <w:t xml:space="preserve"> Preserve actor, weight, price where relevant, event time, source, destination and lot links. “Location” means the chosen site/address or other explicitly authorised location field, not GPS metadata extracted from uploaded photos. The founder's prior EXIF decision remains.</w:t>
+      </w:r>
+    </w:p>
+    <w:p>
+      <w:pPr>
+        <w:pStyle w:val="Heading3"/>
+      </w:pPr>
+      <w:r>
+        <w:t>Contradictions resolved and gates retained</w:t>
+      </w:r>
+    </w:p>
+    <w:tbl>
+      <w:tblPr>
+        <w:tblStyle w:val="LightShading-Accent1"/>
+        <w:tblW w:type="auto" w:w="0"/>
+        <w:tblLook w:firstColumn="1" w:firstRow="1" w:lastColumn="0" w:lastRow="0" w:noHBand="0" w:noVBand="1" w:val="04A0"/>
+      </w:tblPr>
+      <w:tblGrid>
+        <w:gridCol w:w="4903"/>
+        <w:gridCol w:w="4903"/>
+      </w:tblGrid>
+      <w:tr>
+        <w:trPr>
+          <w:cantSplit/>
+          <w:tblHeader/>
+        </w:trPr>
+        <w:tc>
+          <w:tcPr>
+            <w:tcW w:type="dxa" w:w="4903"/>
+          </w:tcPr>
+          <w:p>
+            <w:r>
+              <w:t>Workbook statement</w:t>
+            </w:r>
+          </w:p>
+        </w:tc>
+        <w:tc>
+          <w:tcPr>
+            <w:tcW w:type="dxa" w:w="4903"/>
+          </w:tcPr>
+          <w:p>
+            <w:r>
+              <w:t>Implementation interpretation and remaining limit</w:t>
+            </w:r>
+          </w:p>
+        </w:tc>
+      </w:tr>
+      <w:tr>
+        <w:trPr>
+          <w:cantSplit/>
+        </w:trPr>
+        <w:tc>
+          <w:tcPr>
+            <w:tcW w:type="dxa" w:w="4903"/>
+          </w:tcPr>
+          <w:p>
+            <w:r>
+              <w:t>Create explicit user types for each processor</w:t>
+            </w:r>
+          </w:p>
+        </w:tc>
+        <w:tc>
+          <w:tcPr>
+            <w:tcW w:type="dxa" w:w="4903"/>
+          </w:tcPr>
+          <w:p>
+            <w:r>
+              <w:t>Use explicit business process capabilities with existing accounts and owner/admin/member/viewer permissions. Do not create duplicate identities or grant access from a process label.</w:t>
+            </w:r>
+          </w:p>
+        </w:tc>
+      </w:tr>
+      <w:tr>
+        <w:trPr>
+          <w:cantSplit/>
+        </w:trPr>
+        <w:tc>
+          <w:tcPr>
+            <w:tcW w:type="dxa" w:w="4903"/>
+          </w:tcPr>
+          <w:p>
+            <w:r>
+              <w:t>“Saleable” byproducts and likely next buyers</w:t>
+            </w:r>
+          </w:p>
+        </w:tc>
+        <w:tc>
+          <w:tcPr>
+            <w:tcW w:type="dxa" w:w="4903"/>
+          </w:tcPr>
+          <w:p>
+            <w:r>
+              <w:t>Treat these as inferred matching candidates. Material status, consent, hazard and buyer handling approval still require verification.</w:t>
+            </w:r>
+          </w:p>
+        </w:tc>
+      </w:tr>
+      <w:tr>
+        <w:trPr>
+          <w:cantSplit/>
+        </w:trPr>
+        <w:tc>
+          <w:tcPr>
+            <w:tcW w:type="dxa" w:w="4903"/>
+          </w:tcPr>
+          <w:p>
+            <w:r>
+              <w:t>Red/Orange/Green/White/Blue category</w:t>
+            </w:r>
+          </w:p>
+        </w:tc>
+        <w:tc>
+          <w:tcPr>
+            <w:tcW w:type="dxa" w:w="4903"/>
+          </w:tcPr>
+          <w:p>
+            <w:r>
+              <w:t>Regulatory sector context only. It is not a product/waste classification or automatic marketplace allowlist.</w:t>
+            </w:r>
+          </w:p>
+        </w:tc>
+      </w:tr>
+      <w:tr>
+        <w:trPr>
+          <w:cantSplit/>
+        </w:trPr>
+        <w:tc>
+          <w:tcPr>
+            <w:tcW w:type="dxa" w:w="4903"/>
+          </w:tcPr>
+          <w:p>
+            <w:r>
+              <w:t>Verified impact or EPR evidence from mass balance</w:t>
+            </w:r>
+          </w:p>
+        </w:tc>
+        <w:tc>
+          <w:tcPr>
+            <w:tcW w:type="dxa" w:w="4903"/>
+          </w:tcPr>
+          <w:p>
+            <w:r>
+              <w:t>A balanced ledger is traceability evidence. It does not establish an emission factor, mint a carbon/EPR certificate or replace portal authority. Unknown factors keep CO₂e unavailable.</w:t>
+            </w:r>
+          </w:p>
+        </w:tc>
+      </w:tr>
+      <w:tr>
+        <w:trPr>
+          <w:cantSplit/>
+        </w:trPr>
+        <w:tc>
+          <w:tcPr>
+            <w:tcW w:type="dxa" w:w="4903"/>
+          </w:tcPr>
+          <w:p>
+            <w:r>
+              <w:t>Every transaction creates a commercial event</w:t>
+            </w:r>
+          </w:p>
+        </w:tc>
+        <w:tc>
+          <w:tcPr>
+            <w:tcW w:type="dxa" w:w="4903"/>
+          </w:tcPr>
+          <w:p>
+            <w:r>
+              <w:t>Record only events that actually occur and are authorised. Accepted B2B trades remain at the gateway hold; neither a sector assignment nor a transformation bypasses it.</w:t>
+            </w:r>
+          </w:p>
+        </w:tc>
+      </w:tr>
+      <w:tr>
+        <w:trPr>
+          <w:cantSplit/>
+        </w:trPr>
+        <w:tc>
+          <w:tcPr>
+            <w:tcW w:type="dxa" w:w="4903"/>
+          </w:tcPr>
+          <w:p>
+            <w:r>
+              <w:t>Location captured at collection</w:t>
+            </w:r>
+          </w:p>
+        </w:tc>
+        <w:tc>
+          <w:tcPr>
+            <w:tcW w:type="dxa" w:w="4903"/>
+          </w:tcPr>
+          <w:p>
+            <w:r>
+              <w:t>Preserve the agreed explicit site/address workflow. Embedded photo GPS is not required; metadata-removal handling remains its separate file-review decision.</w:t>
+            </w:r>
+          </w:p>
+        </w:tc>
+      </w:tr>
+      <w:tr>
+        <w:trPr>
+          <w:cantSplit/>
+        </w:trPr>
+        <w:tc>
+          <w:tcPr>
+            <w:tcW w:type="dxa" w:w="4903"/>
+          </w:tcPr>
+          <w:p>
+            <w:r>
+              <w:t>Demand board, standing orders, recurring demand, supplier qualification, route optimisation</w:t>
+            </w:r>
+          </w:p>
+        </w:tc>
+        <w:tc>
+          <w:tcPr>
+            <w:tcW w:type="dxa" w:w="4903"/>
+          </w:tcPr>
+          <w:p>
+            <w:r>
+              <w:t>Implemented in the 7 October completion slice: demand board, explicit recurring publication, qualification history, acknowledged standing plans/releases and capacity-checked geometric route planning. Final connected and visual acceptance remains separate.</w:t>
+            </w:r>
+          </w:p>
+        </w:tc>
+      </w:tr>
+    </w:tbl>
+    <w:p>
+      <w:r>
+        <w:t>The workbook's phase labels are recommendations, not acceptance results. Supplier samples and qualification, recurring demand, detailed QC attachments, route/load optimisation, residual destinations/manifests and specialised manufacturer flows must each be checked against implemented scope. Do not reduce them to a heading and call the whole platform complete. S2P/P2P segmentation remains open as already recorded. Household payment remains the kabadiwala's responsibility; B2B live payment, refund/chargeback fee policy and seller settlement remain gated.</w:t>
+      </w:r>
+    </w:p>
+    <w:p>
+      <w:pPr>
+        <w:pStyle w:val="Heading3"/>
+      </w:pPr>
+      <w:r>
+        <w:t>Acceptance before release</w:t>
+      </w:r>
+    </w:p>
+    <w:p>
+      <w:r>
+        <w:t>The new registry must retain every distinct source row without code collisions; source-derived and inferred fields must remain identifiable. Capability and output-stream mutations need server permission checks, audit entries, exact mass accounting and negative tests for controlled/unknown material. Test unauthorised users and viewers, cross-workspace references, correction history and denied ordinary listings. Repeat the changed forms in English, Kannada and Arabic, phone/tablet/desktop, light and dark, then update their real browser evidence.</w:t>
+      </w:r>
+    </w:p>
+    <w:p>
+      <w:r>
+        <w:t xml:space="preserve">The manual's WORKBOOK cases describe this acceptance. Their initial status is </w:t>
+      </w:r>
+      <w:r>
+        <w:rPr>
+          <w:b/>
+        </w:rPr>
+        <w:t>Not run</w:t>
+      </w:r>
+      <w:r>
+        <w:t xml:space="preserve"> until a candidate implements the case and produces evidence; missing features stay </w:t>
+      </w:r>
+      <w:r>
+        <w:rPr>
+          <w:b/>
+        </w:rPr>
+        <w:t>Blocked — implementation required</w:t>
+      </w:r>
+      <w:r>
+        <w:t>. Hold final screenshots, Word publication and the same Google Doc update until this new scope and its explicit remaining gates are reflected in the reviewed source.</w:t>
+      </w:r>
+    </w:p>
+    <w:p>
+      <w:pPr>
+        <w:pStyle w:val="Heading2"/>
+      </w:pPr>
+      <w:r>
+        <w:t>7 October 2026 stock intake material review and multi input processing</w:t>
+      </w:r>
+    </w:p>
+    <w:p>
+      <w:r>
+        <w:t>The source now separates three actions that must not be confused:</w:t>
+      </w:r>
+    </w:p>
+    <w:p>
+      <w:pPr>
+        <w:pStyle w:val="ListBullet"/>
+      </w:pPr>
+      <w:r>
+        <w:rPr>
+          <w:b/>
+        </w:rPr>
+        <w:t>Manufacturer stock intake:</w:t>
+      </w:r>
+      <w:r>
+        <w:t xml:space="preserve"> an approved manufacturer records its own weighed production byproduct with a unique intake reference, production date, batch and weighing references, and an explicit non-duplication confirmation. A successful guarded save creates an immutable intake and atomically adds exact grams to inventory. An identical retry returns the original; a changed payload using the same reference fails. Only approved active non-hazardous scrap in the business's material-family scope is eligible. This is the manufacturer's declaration, not independent ownership, weighing, quality or regulatory verification.</w:t>
+      </w:r>
+    </w:p>
+    <w:p>
+      <w:pPr>
+        <w:pStyle w:val="ListBullet"/>
+      </w:pPr>
+      <w:r>
+        <w:rPr>
+          <w:b/>
+        </w:rPr>
+        <w:t>Admin material classification:</w:t>
+      </w:r>
+      <w:r>
+        <w:t xml:space="preserve"> the platform admin reviews an active scrap material, explicitly records hazardous or non-hazardous status and a 3–160-character rationale/evidence reference. The action is audited. A workbook colour or facility process never grants this classification. Hazardous material is blocked from ordinary byproduct offers; non-hazardous status does not override business, material-family, buyer, stock or gateway checks.</w:t>
+      </w:r>
+    </w:p>
+    <w:p>
+      <w:pPr>
+        <w:pStyle w:val="ListBullet"/>
+      </w:pPr>
+      <w:r>
+        <w:rPr>
+          <w:b/>
+        </w:rPr>
+        <w:t>Multi-input processing evidence:</w:t>
+      </w:r>
+      <w:r>
+        <w:t xml:space="preserve"> a business may combine up to 20 distinct available ordinary-route lots it currently holds. Every input has exact consumed grams. Combined input equals all measured outputs plus contamination and process loss; separately recorded residual outputs are not counted as loss again. Immutable input edges retain source history and own output genealogy. This transformation does not add inventory or issue a credit. Recipients of transferred outputs or input remainders see their custody records, not the processing business's private recipe, parent or sibling history.</w:t>
+      </w:r>
+    </w:p>
+    <w:p>
+      <w:r>
+        <w:t>The multi-input slice passed 32 focused tests and one local connected industry journey. These bounded results are not the final combined regression, screenshot review, production deployment or provider acceptance. The current test manual includes INTAKE, CLASSIFY and MULTI cases. Final screenshots and guide copies must use the stable source. B2B live payment, fee policy, refund/settlement integration, provider approval and final acceptance of the additional workbook workflows below remain separate gates.</w:t>
+      </w:r>
+    </w:p>
+    <w:p>
+      <w:pPr>
+        <w:pStyle w:val="Heading2"/>
+      </w:pPr>
+      <w:r>
+        <w:t>7 October financial lifecycle refinement</w:t>
+      </w:r>
+    </w:p>
+    <w:p>
+      <w:r>
+        <w:t>The key-free completion audit found the missing payment-to-trade bridge. The current source now supports one full agreed quantity, one full INR collection and one seller split. Verified live collection authorizes dispatch; the seller's stock is deducted once at dispatch and the buyer's stock added once at receipt. Sandbox records never grant that authority. No-live-order cancellation releases an accepted commitment without changing on-hand stock. A live order requires terminal unpaid provider proof; expiry and browser closure are not proof.</w:t>
+      </w:r>
+    </w:p>
+    <w:p>
+      <w:r>
+        <w:t>Live activation is default-off and requires an explicit server flag, selected immutable approved policy, matching credentials and provider/vendor checks. The agreement owner must supply fee payer, refund funder, settlement terms and provider-acceptance reference. No business policy was invented. Existing funds and dispatched receipts retain their frozen policy when new checkout is paused.</w:t>
+      </w:r>
+    </w:p>
+    <w:p>
+      <w:r>
+        <w:t>The configured administrator can request one full remaining refund with a stable reference and provider identity. Confirmed refund remains a review hold: it does not prove physical return, cancel the trade or restore stock. Automatic approval review rejected automatic post-refund cancellation, so that behavior was not applied. Partial refunds, partial delivery, arbitrary adjustments, replacement orders and dispute decisions remain unsupported review paths. Seller settlement needs order-specific allocation plus signed transfer evidence, with fees under the frozen policy; a general payout event alone is insufficient.</w:t>
+      </w:r>
+    </w:p>
+    <w:p>
+      <w:r>
+        <w:t xml:space="preserve">Backend focused verification: 137 tests, backend types, scoped lint and independent review passed. Financial UI focused verification: 50 tests passed. The earlier 49-case browser pass predates the bridge. The updated connected suite passed all 50 cases against the local production build in 4.0 minutes on 7 October; the log is </w:t>
+      </w:r>
+      <w:r>
+        <w:rPr>
+          <w:rFonts w:ascii="Liberation Mono" w:hAnsi="Liberation Mono"/>
+          <w:sz w:val="17"/>
+        </w:rPr>
+        <w:t>/private/tmp/luma-final-connected-production.log</w:t>
+      </w:r>
+      <w:r>
+        <w:t>. This includes inactive local policy save and unpaid cancellation, with no provider execution. Current screenshots, Word/Google Docs publication, final whole-project checks, provider acceptance and production release remain pending. These source results do not mean only keys remain. See the payment lifecycle completion record for exact evidence.</w:t>
+      </w:r>
+    </w:p>
+    <w:p>
+      <w:pPr>
+        <w:pStyle w:val="Heading2"/>
+      </w:pPr>
+      <w:r>
+        <w:t>7 October workbook completion implementation</w:t>
+      </w:r>
+    </w:p>
+    <w:p>
+      <w:r>
+        <w:t xml:space="preserve">The key-free workflow audit was resolved through the documented </w:t>
+      </w:r>
+      <w:hyperlink r:id="rId21">
+        <w:r>
+          <w:rPr>
+            <w:u w:val="single"/>
+          </w:rPr>
+          <w:t>completion plan</w:t>
+        </w:r>
+      </w:hyperlink>
+      <w:r>
+        <w:t>. Current source has:</w:t>
+      </w:r>
+    </w:p>
+    <w:p>
+      <w:pPr>
+        <w:pStyle w:val="ListBullet"/>
+      </w:pPr>
+      <w:r>
+        <w:t>Demand board, supplier/sample qualification, explicit recurring-demand publication, rescheduling of overdue plans, standing agreements and individually acknowledged releases. These planning records do not place an order, reserve stock or collect payment. A late acknowledgement retains its original date.</w:t>
+      </w:r>
+    </w:p>
+    <w:p>
+      <w:pPr>
+        <w:pStyle w:val="ListBullet"/>
+      </w:pPr>
+      <w:r>
+        <w:t>Private QC/COA attachments with server file validation, current-access checks, buyer decisions and withdrawal. Evidence owners can share bounded immutable reports with a named approved stakeholder and revoke or expire access.</w:t>
+      </w:r>
+    </w:p>
+    <w:p>
+      <w:pPr>
+        <w:pStyle w:val="ListBullet"/>
+      </w:pPr>
+      <w:r>
+        <w:t>Manual route/load plans with exact integer capacity, entered sites/coordinates, versioned corrections and archive. Optional ordering uses straight-line geometry, not road routing, navigation, live GPS or a delivery-time promise.</w:t>
+      </w:r>
+    </w:p>
+    <w:p>
+      <w:pPr>
+        <w:pStyle w:val="ListBullet"/>
+      </w:pPr>
+      <w:r>
+        <w:t>Admin-governed material-state/grade/specification definitions, business search, immutable recipe versions and production declarations linked to transformations and output inspections. Recycled-input fractions describe declared inputs; they do not certify the output or add inventory.</w:t>
+      </w:r>
+    </w:p>
+    <w:p>
+      <w:pPr>
+        <w:pStyle w:val="ListBullet"/>
+      </w:pPr>
+      <w:r>
+        <w:t>Scoped facility/registration evidence review and controlled destination records. Facility revisions invalidate stale reviews. Linked dispositions recheck the current destination scope and retain exact measured grams and references.</w:t>
+      </w:r>
+    </w:p>
+    <w:p>
+      <w:r>
+        <w:t xml:space="preserve">Independent code review is complete for these slices. Production build, web/backend types and full lint pass (zero errors, 20 warnings). The final combined local production-build browser run passed all 55 cases in 4.6 minutes; native tests passed 49 mobile and 22 desktop cases. Evidence is </w:t>
+      </w:r>
+      <w:r>
+        <w:rPr>
+          <w:rFonts w:ascii="Liberation Mono" w:hAnsi="Liberation Mono"/>
+          <w:sz w:val="17"/>
+        </w:rPr>
+        <w:t>/private/tmp/luma-final-connected-scope-copy.log</w:t>
+      </w:r>
+      <w:r>
+        <w:t>. Final capture and document review, 16 capture/Word freshness gates and the final full check remain pending. This is an implementation checkpoint, not a production or provider acceptance claim. Native-language review of newly drafted translations remains an owner/team check. The founder requested Vercel production release on 7 October; use the protected PR and backend-before-frontend process after checks pass.</w:t>
+      </w:r>
+    </w:p>
+    <w:p>
+      <w:r>
+        <w:t>After that combined run, visual review found that stock without a market price showed a zero value. The correction keeps unavailable or partially priced stock values unavailable. All 20 focused stock tests and both connected byproduct cases passed; the browser rerun took 9.6 seconds. The production build passed again. The full visual matrix and final whole-project check are being refreshed for this correction; these targeted results do not replace those gates.</w:t>
+      </w:r>
+    </w:p>
+    <w:p>
+      <w:r>
+        <w:t>The latest full unit preflight passed 2,306 of 2,322 tests in 79.58 seconds. The 16 failures are capture or Word freshness gates; no functional unit test failed. The final lint rerun and complete project check remain pending.</w:t>
       </w:r>
     </w:p>
     <w:sectPr>
